--- a/InformeFinalInmoSmart/InformeProyecto.docx
+++ b/InformeFinalInmoSmart/InformeProyecto.docx
@@ -1366,6 +1366,7 @@
           <w:color w:val="1F2328"/>
           <w:sz w:val="24"/>
           <w:szCs w:val="24"/>
+          <w:lang w:val="es-MX"/>
         </w:rPr>
       </w:pPr>
       <w:r>
@@ -1375,6 +1376,7 @@
           <w:color w:val="1F2328"/>
           <w:sz w:val="24"/>
           <w:szCs w:val="24"/>
+          <w:lang w:val="es-MX"/>
         </w:rPr>
         <w:t>Codificación</w:t>
       </w:r>
@@ -1555,6 +1557,7 @@
           <w:color w:val="1F2328"/>
           <w:sz w:val="24"/>
           <w:szCs w:val="24"/>
+          <w:lang w:val="es-MX"/>
         </w:rPr>
       </w:pPr>
     </w:p>
@@ -1567,6 +1570,7 @@
           <w:color w:val="1F2328"/>
           <w:sz w:val="24"/>
           <w:szCs w:val="24"/>
+          <w:lang w:val="es-MX"/>
         </w:rPr>
       </w:pPr>
     </w:p>
@@ -1580,6 +1584,7 @@
           <w:color w:val="1F2328"/>
           <w:sz w:val="24"/>
           <w:szCs w:val="24"/>
+          <w:lang w:val="es-MX"/>
         </w:rPr>
       </w:pPr>
       <w:r>
@@ -1589,6 +1594,7 @@
           <w:color w:val="1F2328"/>
           <w:sz w:val="24"/>
           <w:szCs w:val="24"/>
+          <w:lang w:val="es-MX"/>
         </w:rPr>
         <w:lastRenderedPageBreak/>
         <w:t>Pruebas del Sistema</w:t>
@@ -1732,21 +1738,1080 @@
         <w:shd w:val="clear" w:color="auto" w:fill="FFFFFF"/>
         <w:spacing w:after="240" w:line="240" w:lineRule="auto"/>
         <w:rPr>
-          <w:rFonts w:ascii="Segoe UI" w:eastAsia="Times New Roman" w:hAnsi="Segoe UI" w:cs="Segoe UI"/>
+          <w:rFonts w:ascii="Segoe UI" w:hAnsi="Segoe UI" w:cs="Segoe UI"/>
+          <w:sz w:val="24"/>
+          <w:lang w:val="es-MX"/>
+        </w:rPr>
+      </w:pPr>
+      <w:r>
+        <w:rPr>
+          <w:rFonts w:ascii="Segoe UI" w:hAnsi="Segoe UI" w:cs="Segoe UI"/>
+          <w:sz w:val="24"/>
+          <w:lang w:val="es-MX"/>
+        </w:rPr>
+        <w:t>Las pruebas funcionales realizadas permitieron comprobar el correcto funcionamiento de las operaciones principales del sistema InmoSmart. Se verificó exitosamente el registro de usuarios, la publicación de inmuebles y la eliminación de inmuebles del registro del vendedor, confirmando que estos procesos se ejecutan de manera adecuada dentro de la plataforma y cumplen con los requerimientos establecidos.</w:t>
+      </w:r>
+    </w:p>
+    <w:p>
+      <w:pPr>
+        <w:shd w:val="clear" w:color="auto" w:fill="FFFFFF"/>
+        <w:spacing w:after="240" w:line="240" w:lineRule="auto"/>
+        <w:rPr>
+          <w:rFonts w:ascii="Segoe UI" w:hAnsi="Segoe UI" w:cs="Segoe UI"/>
+          <w:sz w:val="24"/>
+          <w:lang w:val="es-MX"/>
+        </w:rPr>
+      </w:pPr>
+    </w:p>
+    <w:p>
+      <w:pPr>
+        <w:shd w:val="clear" w:color="auto" w:fill="FFFFFF"/>
+        <w:spacing w:after="240" w:line="240" w:lineRule="auto"/>
+        <w:rPr>
+          <w:rFonts w:ascii="Segoe UI" w:hAnsi="Segoe UI" w:cs="Segoe UI"/>
+          <w:b/>
+          <w:sz w:val="24"/>
+          <w:lang w:val="es-MX"/>
+        </w:rPr>
+      </w:pPr>
+      <w:r>
+        <w:rPr>
+          <w:rFonts w:ascii="Segoe UI" w:hAnsi="Segoe UI" w:cs="Segoe UI"/>
+          <w:b/>
+          <w:sz w:val="24"/>
+          <w:lang w:val="es-MX"/>
+        </w:rPr>
+        <w:t>Tabla de pruebas</w:t>
+      </w:r>
+    </w:p>
+    <w:tbl>
+      <w:tblPr>
+        <w:tblStyle w:val="Tablaconcuadrcula"/>
+        <w:tblW w:w="0" w:type="auto"/>
+        <w:tblLook w:val="04A0" w:firstRow="1" w:lastRow="0" w:firstColumn="1" w:lastColumn="0" w:noHBand="0" w:noVBand="1"/>
+      </w:tblPr>
+      <w:tblGrid>
+        <w:gridCol w:w="2220"/>
+        <w:gridCol w:w="4300"/>
+        <w:gridCol w:w="2308"/>
+      </w:tblGrid>
+      <w:tr>
+        <w:tc>
+          <w:tcPr>
+            <w:tcW w:w="2942" w:type="dxa"/>
+          </w:tcPr>
+          <w:p>
+            <w:pPr>
+              <w:spacing w:after="240"/>
+              <w:rPr>
+                <w:rFonts w:ascii="Segoe UI" w:eastAsia="Times New Roman" w:hAnsi="Segoe UI" w:cs="Segoe UI"/>
+                <w:b/>
+                <w:color w:val="1F2328"/>
+                <w:sz w:val="28"/>
+                <w:szCs w:val="24"/>
+                <w:lang w:val="es-MX"/>
+              </w:rPr>
+            </w:pPr>
+            <w:r>
+              <w:rPr>
+                <w:rFonts w:ascii="Segoe UI" w:eastAsia="Times New Roman" w:hAnsi="Segoe UI" w:cs="Segoe UI"/>
+                <w:b/>
+                <w:color w:val="1F2328"/>
+                <w:sz w:val="28"/>
+                <w:szCs w:val="24"/>
+                <w:lang w:val="es-MX"/>
+              </w:rPr>
+              <w:t>Entrada</w:t>
+            </w:r>
+          </w:p>
+        </w:tc>
+        <w:tc>
+          <w:tcPr>
+            <w:tcW w:w="2943" w:type="dxa"/>
+          </w:tcPr>
+          <w:p>
+            <w:pPr>
+              <w:spacing w:after="240"/>
+              <w:rPr>
+                <w:rFonts w:ascii="Segoe UI" w:eastAsia="Times New Roman" w:hAnsi="Segoe UI" w:cs="Segoe UI"/>
+                <w:b/>
+                <w:color w:val="1F2328"/>
+                <w:sz w:val="28"/>
+                <w:szCs w:val="24"/>
+                <w:lang w:val="es-MX"/>
+              </w:rPr>
+            </w:pPr>
+            <w:r>
+              <w:rPr>
+                <w:rFonts w:ascii="Segoe UI" w:eastAsia="Times New Roman" w:hAnsi="Segoe UI" w:cs="Segoe UI"/>
+                <w:b/>
+                <w:color w:val="1F2328"/>
+                <w:sz w:val="28"/>
+                <w:szCs w:val="24"/>
+                <w:lang w:val="es-MX"/>
+              </w:rPr>
+              <w:t>Proceso</w:t>
+            </w:r>
+          </w:p>
+        </w:tc>
+        <w:tc>
+          <w:tcPr>
+            <w:tcW w:w="2943" w:type="dxa"/>
+          </w:tcPr>
+          <w:p>
+            <w:pPr>
+              <w:spacing w:after="240"/>
+              <w:rPr>
+                <w:rFonts w:ascii="Segoe UI" w:eastAsia="Times New Roman" w:hAnsi="Segoe UI" w:cs="Segoe UI"/>
+                <w:b/>
+                <w:color w:val="1F2328"/>
+                <w:sz w:val="28"/>
+                <w:szCs w:val="24"/>
+                <w:lang w:val="es-MX"/>
+              </w:rPr>
+            </w:pPr>
+            <w:r>
+              <w:rPr>
+                <w:rFonts w:ascii="Segoe UI" w:eastAsia="Times New Roman" w:hAnsi="Segoe UI" w:cs="Segoe UI"/>
+                <w:b/>
+                <w:color w:val="1F2328"/>
+                <w:sz w:val="28"/>
+                <w:szCs w:val="24"/>
+                <w:lang w:val="es-MX"/>
+              </w:rPr>
+              <w:t>Salida</w:t>
+            </w:r>
+          </w:p>
+        </w:tc>
+      </w:tr>
+      <w:tr>
+        <w:tc>
+          <w:tcPr>
+            <w:tcW w:w="2942" w:type="dxa"/>
+          </w:tcPr>
+          <w:p>
+            <w:pPr>
+              <w:spacing w:after="240"/>
+              <w:rPr>
+                <w:rFonts w:ascii="Segoe UI" w:eastAsia="Times New Roman" w:hAnsi="Segoe UI" w:cs="Segoe UI"/>
+                <w:color w:val="1F2328"/>
+                <w:sz w:val="28"/>
+                <w:szCs w:val="24"/>
+                <w:lang w:val="es-MX"/>
+              </w:rPr>
+            </w:pPr>
+            <w:r>
+              <w:rPr>
+                <w:rFonts w:ascii="Segoe UI" w:eastAsia="Times New Roman" w:hAnsi="Segoe UI" w:cs="Segoe UI"/>
+                <w:color w:val="1F2328"/>
+                <w:sz w:val="28"/>
+                <w:szCs w:val="24"/>
+                <w:lang w:val="es-MX"/>
+              </w:rPr>
+              <w:t>assertIterableEquals(</w:t>
+            </w:r>
+          </w:p>
+          <w:p>
+            <w:pPr>
+              <w:spacing w:after="240"/>
+              <w:rPr>
+                <w:rFonts w:ascii="Segoe UI" w:eastAsia="Times New Roman" w:hAnsi="Segoe UI" w:cs="Segoe UI"/>
+                <w:color w:val="1F2328"/>
+                <w:sz w:val="28"/>
+                <w:szCs w:val="24"/>
+                <w:lang w:val="es-MX"/>
+              </w:rPr>
+            </w:pPr>
+            <w:r>
+              <w:rPr>
+                <w:rFonts w:ascii="Segoe UI" w:eastAsia="Times New Roman" w:hAnsi="Segoe UI" w:cs="Segoe UI"/>
+                <w:color w:val="1F2328"/>
+                <w:sz w:val="28"/>
+                <w:szCs w:val="24"/>
+                <w:lang w:val="es-MX"/>
+              </w:rPr>
+              <w:t>Verifica el correcto registrde usuarios)</w:t>
+            </w:r>
+          </w:p>
+        </w:tc>
+        <w:tc>
+          <w:tcPr>
+            <w:tcW w:w="2943" w:type="dxa"/>
+          </w:tcPr>
+          <w:p>
+            <w:pPr>
+              <w:shd w:val="clear" w:color="auto" w:fill="191A1C"/>
+              <w:tabs>
+                <w:tab w:val="left" w:pos="916"/>
+                <w:tab w:val="left" w:pos="1832"/>
+                <w:tab w:val="left" w:pos="2748"/>
+                <w:tab w:val="left" w:pos="3664"/>
+                <w:tab w:val="left" w:pos="4580"/>
+                <w:tab w:val="left" w:pos="5496"/>
+                <w:tab w:val="left" w:pos="6412"/>
+                <w:tab w:val="left" w:pos="7328"/>
+                <w:tab w:val="left" w:pos="8244"/>
+                <w:tab w:val="left" w:pos="9160"/>
+                <w:tab w:val="left" w:pos="10076"/>
+                <w:tab w:val="left" w:pos="10992"/>
+                <w:tab w:val="left" w:pos="11908"/>
+                <w:tab w:val="left" w:pos="12824"/>
+                <w:tab w:val="left" w:pos="13740"/>
+                <w:tab w:val="left" w:pos="14656"/>
+              </w:tabs>
+              <w:rPr>
+                <w:rFonts w:ascii="Courier New" w:eastAsia="Times New Roman" w:hAnsi="Courier New" w:cs="Courier New"/>
+                <w:color w:val="BCBEC4"/>
+                <w:sz w:val="20"/>
+                <w:szCs w:val="20"/>
+                <w:lang w:val="es-MX"/>
+              </w:rPr>
+            </w:pPr>
+            <w:r>
+              <w:rPr>
+                <w:rFonts w:ascii="Courier New" w:eastAsia="Times New Roman" w:hAnsi="Courier New" w:cs="Courier New"/>
+                <w:color w:val="BCBEC4"/>
+                <w:sz w:val="20"/>
+                <w:szCs w:val="20"/>
+                <w:lang w:val="es-MX"/>
+              </w:rPr>
+              <w:t xml:space="preserve">ArrayList&lt;Usuario&gt; listaUsuariosVerdadera = </w:t>
+            </w:r>
+            <w:r>
+              <w:rPr>
+                <w:rFonts w:ascii="Courier New" w:eastAsia="Times New Roman" w:hAnsi="Courier New" w:cs="Courier New"/>
+                <w:color w:val="CF8E6D"/>
+                <w:sz w:val="20"/>
+                <w:szCs w:val="20"/>
+                <w:lang w:val="es-MX"/>
+              </w:rPr>
+              <w:t xml:space="preserve">new </w:t>
+            </w:r>
+            <w:r>
+              <w:rPr>
+                <w:rFonts w:ascii="Courier New" w:eastAsia="Times New Roman" w:hAnsi="Courier New" w:cs="Courier New"/>
+                <w:color w:val="BCBEC4"/>
+                <w:sz w:val="20"/>
+                <w:szCs w:val="20"/>
+                <w:lang w:val="es-MX"/>
+              </w:rPr>
+              <w:t>ArrayList&lt;&gt;();</w:t>
+            </w:r>
+            <w:r>
+              <w:rPr>
+                <w:rFonts w:ascii="Courier New" w:eastAsia="Times New Roman" w:hAnsi="Courier New" w:cs="Courier New"/>
+                <w:color w:val="BCBEC4"/>
+                <w:sz w:val="20"/>
+                <w:szCs w:val="20"/>
+                <w:lang w:val="es-MX"/>
+              </w:rPr>
+              <w:br/>
+              <w:t xml:space="preserve">Usuario vendedor = </w:t>
+            </w:r>
+            <w:r>
+              <w:rPr>
+                <w:rFonts w:ascii="Courier New" w:eastAsia="Times New Roman" w:hAnsi="Courier New" w:cs="Courier New"/>
+                <w:color w:val="CF8E6D"/>
+                <w:sz w:val="20"/>
+                <w:szCs w:val="20"/>
+                <w:lang w:val="es-MX"/>
+              </w:rPr>
+              <w:t xml:space="preserve">new </w:t>
+            </w:r>
+            <w:r>
+              <w:rPr>
+                <w:rFonts w:ascii="Courier New" w:eastAsia="Times New Roman" w:hAnsi="Courier New" w:cs="Courier New"/>
+                <w:color w:val="BCBEC4"/>
+                <w:sz w:val="20"/>
+                <w:szCs w:val="20"/>
+                <w:lang w:val="es-MX"/>
+              </w:rPr>
+              <w:t>Vendedor(</w:t>
+            </w:r>
+            <w:r>
+              <w:rPr>
+                <w:rFonts w:ascii="Courier New" w:eastAsia="Times New Roman" w:hAnsi="Courier New" w:cs="Courier New"/>
+                <w:color w:val="6AAB73"/>
+                <w:sz w:val="20"/>
+                <w:szCs w:val="20"/>
+                <w:lang w:val="es-MX"/>
+              </w:rPr>
+              <w:t>"1"</w:t>
+            </w:r>
+            <w:r>
+              <w:rPr>
+                <w:rFonts w:ascii="Courier New" w:eastAsia="Times New Roman" w:hAnsi="Courier New" w:cs="Courier New"/>
+                <w:color w:val="BCBEC4"/>
+                <w:sz w:val="20"/>
+                <w:szCs w:val="20"/>
+                <w:lang w:val="es-MX"/>
+              </w:rPr>
+              <w:t xml:space="preserve">, </w:t>
+            </w:r>
+            <w:r>
+              <w:rPr>
+                <w:rFonts w:ascii="Courier New" w:eastAsia="Times New Roman" w:hAnsi="Courier New" w:cs="Courier New"/>
+                <w:color w:val="6AAB73"/>
+                <w:sz w:val="20"/>
+                <w:szCs w:val="20"/>
+                <w:lang w:val="es-MX"/>
+              </w:rPr>
+              <w:t>"Juan"</w:t>
+            </w:r>
+            <w:r>
+              <w:rPr>
+                <w:rFonts w:ascii="Courier New" w:eastAsia="Times New Roman" w:hAnsi="Courier New" w:cs="Courier New"/>
+                <w:color w:val="BCBEC4"/>
+                <w:sz w:val="20"/>
+                <w:szCs w:val="20"/>
+                <w:lang w:val="es-MX"/>
+              </w:rPr>
+              <w:t xml:space="preserve">, </w:t>
+            </w:r>
+            <w:r>
+              <w:rPr>
+                <w:rFonts w:ascii="Courier New" w:eastAsia="Times New Roman" w:hAnsi="Courier New" w:cs="Courier New"/>
+                <w:color w:val="6AAB73"/>
+                <w:sz w:val="20"/>
+                <w:szCs w:val="20"/>
+                <w:lang w:val="es-MX"/>
+              </w:rPr>
+              <w:t>"123"</w:t>
+            </w:r>
+            <w:r>
+              <w:rPr>
+                <w:rFonts w:ascii="Courier New" w:eastAsia="Times New Roman" w:hAnsi="Courier New" w:cs="Courier New"/>
+                <w:color w:val="BCBEC4"/>
+                <w:sz w:val="20"/>
+                <w:szCs w:val="20"/>
+                <w:lang w:val="es-MX"/>
+              </w:rPr>
+              <w:t xml:space="preserve">, </w:t>
+            </w:r>
+            <w:r>
+              <w:rPr>
+                <w:rFonts w:ascii="Courier New" w:eastAsia="Times New Roman" w:hAnsi="Courier New" w:cs="Courier New"/>
+                <w:color w:val="6AAB73"/>
+                <w:sz w:val="20"/>
+                <w:szCs w:val="20"/>
+                <w:lang w:val="es-MX"/>
+              </w:rPr>
+              <w:t>"correo"</w:t>
+            </w:r>
+            <w:r>
+              <w:rPr>
+                <w:rFonts w:ascii="Courier New" w:eastAsia="Times New Roman" w:hAnsi="Courier New" w:cs="Courier New"/>
+                <w:color w:val="BCBEC4"/>
+                <w:sz w:val="20"/>
+                <w:szCs w:val="20"/>
+                <w:lang w:val="es-MX"/>
+              </w:rPr>
+              <w:t>);</w:t>
+            </w:r>
+            <w:r>
+              <w:rPr>
+                <w:rFonts w:ascii="Courier New" w:eastAsia="Times New Roman" w:hAnsi="Courier New" w:cs="Courier New"/>
+                <w:color w:val="BCBEC4"/>
+                <w:sz w:val="20"/>
+                <w:szCs w:val="20"/>
+                <w:lang w:val="es-MX"/>
+              </w:rPr>
+              <w:br/>
+              <w:t xml:space="preserve">Usuario comprador = </w:t>
+            </w:r>
+            <w:r>
+              <w:rPr>
+                <w:rFonts w:ascii="Courier New" w:eastAsia="Times New Roman" w:hAnsi="Courier New" w:cs="Courier New"/>
+                <w:color w:val="CF8E6D"/>
+                <w:sz w:val="20"/>
+                <w:szCs w:val="20"/>
+                <w:lang w:val="es-MX"/>
+              </w:rPr>
+              <w:t xml:space="preserve">new </w:t>
+            </w:r>
+            <w:r>
+              <w:rPr>
+                <w:rFonts w:ascii="Courier New" w:eastAsia="Times New Roman" w:hAnsi="Courier New" w:cs="Courier New"/>
+                <w:color w:val="BCBEC4"/>
+                <w:sz w:val="20"/>
+                <w:szCs w:val="20"/>
+                <w:lang w:val="es-MX"/>
+              </w:rPr>
+              <w:t>Comprador(</w:t>
+            </w:r>
+            <w:r>
+              <w:rPr>
+                <w:rFonts w:ascii="Courier New" w:eastAsia="Times New Roman" w:hAnsi="Courier New" w:cs="Courier New"/>
+                <w:color w:val="6AAB73"/>
+                <w:sz w:val="20"/>
+                <w:szCs w:val="20"/>
+                <w:lang w:val="es-MX"/>
+              </w:rPr>
+              <w:t>"2"</w:t>
+            </w:r>
+            <w:r>
+              <w:rPr>
+                <w:rFonts w:ascii="Courier New" w:eastAsia="Times New Roman" w:hAnsi="Courier New" w:cs="Courier New"/>
+                <w:color w:val="BCBEC4"/>
+                <w:sz w:val="20"/>
+                <w:szCs w:val="20"/>
+                <w:lang w:val="es-MX"/>
+              </w:rPr>
+              <w:t xml:space="preserve">, </w:t>
+            </w:r>
+            <w:r>
+              <w:rPr>
+                <w:rFonts w:ascii="Courier New" w:eastAsia="Times New Roman" w:hAnsi="Courier New" w:cs="Courier New"/>
+                <w:color w:val="6AAB73"/>
+                <w:sz w:val="20"/>
+                <w:szCs w:val="20"/>
+                <w:lang w:val="es-MX"/>
+              </w:rPr>
+              <w:t>"Pedro"</w:t>
+            </w:r>
+            <w:r>
+              <w:rPr>
+                <w:rFonts w:ascii="Courier New" w:eastAsia="Times New Roman" w:hAnsi="Courier New" w:cs="Courier New"/>
+                <w:color w:val="BCBEC4"/>
+                <w:sz w:val="20"/>
+                <w:szCs w:val="20"/>
+                <w:lang w:val="es-MX"/>
+              </w:rPr>
+              <w:t xml:space="preserve">, </w:t>
+            </w:r>
+            <w:r>
+              <w:rPr>
+                <w:rFonts w:ascii="Courier New" w:eastAsia="Times New Roman" w:hAnsi="Courier New" w:cs="Courier New"/>
+                <w:color w:val="6AAB73"/>
+                <w:sz w:val="20"/>
+                <w:szCs w:val="20"/>
+                <w:lang w:val="es-MX"/>
+              </w:rPr>
+              <w:t>"456"</w:t>
+            </w:r>
+            <w:r>
+              <w:rPr>
+                <w:rFonts w:ascii="Courier New" w:eastAsia="Times New Roman" w:hAnsi="Courier New" w:cs="Courier New"/>
+                <w:color w:val="BCBEC4"/>
+                <w:sz w:val="20"/>
+                <w:szCs w:val="20"/>
+                <w:lang w:val="es-MX"/>
+              </w:rPr>
+              <w:t xml:space="preserve">, </w:t>
+            </w:r>
+            <w:r>
+              <w:rPr>
+                <w:rFonts w:ascii="Courier New" w:eastAsia="Times New Roman" w:hAnsi="Courier New" w:cs="Courier New"/>
+                <w:color w:val="6AAB73"/>
+                <w:sz w:val="20"/>
+                <w:szCs w:val="20"/>
+                <w:lang w:val="es-MX"/>
+              </w:rPr>
+              <w:t>"correo2"</w:t>
+            </w:r>
+            <w:r>
+              <w:rPr>
+                <w:rFonts w:ascii="Courier New" w:eastAsia="Times New Roman" w:hAnsi="Courier New" w:cs="Courier New"/>
+                <w:color w:val="BCBEC4"/>
+                <w:sz w:val="20"/>
+                <w:szCs w:val="20"/>
+                <w:lang w:val="es-MX"/>
+              </w:rPr>
+              <w:t>);</w:t>
+            </w:r>
+            <w:r>
+              <w:rPr>
+                <w:rFonts w:ascii="Courier New" w:eastAsia="Times New Roman" w:hAnsi="Courier New" w:cs="Courier New"/>
+                <w:color w:val="BCBEC4"/>
+                <w:sz w:val="20"/>
+                <w:szCs w:val="20"/>
+                <w:lang w:val="es-MX"/>
+              </w:rPr>
+              <w:br/>
+              <w:t xml:space="preserve">Empresa empresa = </w:t>
+            </w:r>
+            <w:r>
+              <w:rPr>
+                <w:rFonts w:ascii="Courier New" w:eastAsia="Times New Roman" w:hAnsi="Courier New" w:cs="Courier New"/>
+                <w:color w:val="CF8E6D"/>
+                <w:sz w:val="20"/>
+                <w:szCs w:val="20"/>
+                <w:lang w:val="es-MX"/>
+              </w:rPr>
+              <w:t xml:space="preserve">new </w:t>
+            </w:r>
+            <w:r>
+              <w:rPr>
+                <w:rFonts w:ascii="Courier New" w:eastAsia="Times New Roman" w:hAnsi="Courier New" w:cs="Courier New"/>
+                <w:color w:val="BCBEC4"/>
+                <w:sz w:val="20"/>
+                <w:szCs w:val="20"/>
+                <w:lang w:val="es-MX"/>
+              </w:rPr>
+              <w:t>Empresa();</w:t>
+            </w:r>
+          </w:p>
+          <w:p>
+            <w:pPr>
+              <w:spacing w:after="240"/>
+              <w:rPr>
+                <w:rFonts w:ascii="Segoe UI" w:eastAsia="Times New Roman" w:hAnsi="Segoe UI" w:cs="Segoe UI"/>
+                <w:b/>
+                <w:color w:val="1F2328"/>
+                <w:sz w:val="28"/>
+                <w:szCs w:val="24"/>
+                <w:lang w:val="es-MX"/>
+              </w:rPr>
+            </w:pPr>
+          </w:p>
+        </w:tc>
+        <w:tc>
+          <w:tcPr>
+            <w:tcW w:w="2943" w:type="dxa"/>
+          </w:tcPr>
+          <w:p>
+            <w:pPr>
+              <w:spacing w:after="240"/>
+              <w:rPr>
+                <w:rFonts w:ascii="Segoe UI" w:eastAsia="Times New Roman" w:hAnsi="Segoe UI" w:cs="Segoe UI"/>
+                <w:color w:val="1F2328"/>
+                <w:sz w:val="28"/>
+                <w:szCs w:val="24"/>
+                <w:lang w:val="es-MX"/>
+              </w:rPr>
+            </w:pPr>
+            <w:r>
+              <w:rPr>
+                <w:rFonts w:ascii="Segoe UI" w:eastAsia="Times New Roman" w:hAnsi="Segoe UI" w:cs="Segoe UI"/>
+                <w:color w:val="1F2328"/>
+                <w:sz w:val="28"/>
+                <w:szCs w:val="24"/>
+                <w:lang w:val="es-MX"/>
+              </w:rPr>
+              <w:t>Vendedor,comprador</w:t>
+            </w:r>
+          </w:p>
+        </w:tc>
+      </w:tr>
+      <w:tr>
+        <w:tc>
+          <w:tcPr>
+            <w:tcW w:w="2942" w:type="dxa"/>
+          </w:tcPr>
+          <w:p>
+            <w:pPr>
+              <w:spacing w:after="240"/>
+              <w:rPr>
+                <w:rFonts w:ascii="Segoe UI" w:eastAsia="Times New Roman" w:hAnsi="Segoe UI" w:cs="Segoe UI"/>
+                <w:color w:val="1F2328"/>
+                <w:sz w:val="28"/>
+                <w:szCs w:val="24"/>
+                <w:lang w:val="es-MX"/>
+              </w:rPr>
+            </w:pPr>
+            <w:r>
+              <w:rPr>
+                <w:rFonts w:ascii="Segoe UI" w:eastAsia="Times New Roman" w:hAnsi="Segoe UI" w:cs="Segoe UI"/>
+                <w:color w:val="1F2328"/>
+                <w:sz w:val="28"/>
+                <w:szCs w:val="24"/>
+                <w:lang w:val="es-MX"/>
+              </w:rPr>
+              <w:t>arrerrTrue(Verifica la publicacion de inmuebles)</w:t>
+            </w:r>
+          </w:p>
+        </w:tc>
+        <w:tc>
+          <w:tcPr>
+            <w:tcW w:w="2943" w:type="dxa"/>
+          </w:tcPr>
+          <w:p>
+            <w:pPr>
+              <w:pStyle w:val="HTMLconformatoprevio"/>
+              <w:shd w:val="clear" w:color="auto" w:fill="191A1C"/>
+              <w:rPr>
+                <w:color w:val="BCBEC4"/>
+                <w:lang w:val="es-MX"/>
+              </w:rPr>
+            </w:pPr>
+            <w:r>
+              <w:rPr>
+                <w:color w:val="BCBEC4"/>
+                <w:lang w:val="es-MX"/>
+              </w:rPr>
+              <w:t xml:space="preserve">Vendedor vendedor = </w:t>
+            </w:r>
+            <w:r>
+              <w:rPr>
+                <w:color w:val="CF8E6D"/>
+                <w:lang w:val="es-MX"/>
+              </w:rPr>
+              <w:t xml:space="preserve">new </w:t>
+            </w:r>
+            <w:r>
+              <w:rPr>
+                <w:color w:val="BCBEC4"/>
+                <w:lang w:val="es-MX"/>
+              </w:rPr>
+              <w:t>Vendedor(</w:t>
+            </w:r>
+            <w:r>
+              <w:rPr>
+                <w:color w:val="6AAB73"/>
+                <w:lang w:val="es-MX"/>
+              </w:rPr>
+              <w:t>"1"</w:t>
+            </w:r>
+            <w:r>
+              <w:rPr>
+                <w:color w:val="BCBEC4"/>
+                <w:lang w:val="es-MX"/>
+              </w:rPr>
+              <w:t xml:space="preserve">, </w:t>
+            </w:r>
+            <w:r>
+              <w:rPr>
+                <w:color w:val="6AAB73"/>
+                <w:lang w:val="es-MX"/>
+              </w:rPr>
+              <w:t>"Juan"</w:t>
+            </w:r>
+            <w:r>
+              <w:rPr>
+                <w:color w:val="BCBEC4"/>
+                <w:lang w:val="es-MX"/>
+              </w:rPr>
+              <w:t xml:space="preserve">, </w:t>
+            </w:r>
+            <w:r>
+              <w:rPr>
+                <w:color w:val="6AAB73"/>
+                <w:lang w:val="es-MX"/>
+              </w:rPr>
+              <w:t>"123"</w:t>
+            </w:r>
+            <w:r>
+              <w:rPr>
+                <w:color w:val="BCBEC4"/>
+                <w:lang w:val="es-MX"/>
+              </w:rPr>
+              <w:t xml:space="preserve">, </w:t>
+            </w:r>
+            <w:r>
+              <w:rPr>
+                <w:color w:val="6AAB73"/>
+                <w:lang w:val="es-MX"/>
+              </w:rPr>
+              <w:t>"correo"</w:t>
+            </w:r>
+            <w:r>
+              <w:rPr>
+                <w:color w:val="BCBEC4"/>
+                <w:lang w:val="es-MX"/>
+              </w:rPr>
+              <w:t>);</w:t>
+            </w:r>
+            <w:r>
+              <w:rPr>
+                <w:color w:val="BCBEC4"/>
+                <w:lang w:val="es-MX"/>
+              </w:rPr>
+              <w:br/>
+              <w:t>vendedor.getListaInmuebles().clear();</w:t>
+            </w:r>
+            <w:r>
+              <w:rPr>
+                <w:color w:val="BCBEC4"/>
+                <w:lang w:val="es-MX"/>
+              </w:rPr>
+              <w:br/>
+            </w:r>
+            <w:r>
+              <w:rPr>
+                <w:color w:val="CF8E6D"/>
+                <w:lang w:val="es-MX"/>
+              </w:rPr>
+              <w:t xml:space="preserve">boolean </w:t>
+            </w:r>
+            <w:r>
+              <w:rPr>
+                <w:color w:val="BCBEC4"/>
+                <w:lang w:val="es-MX"/>
+              </w:rPr>
+              <w:t>resultado = vendedor.publicarInmueble(</w:t>
+            </w:r>
+            <w:r>
+              <w:rPr>
+                <w:color w:val="6AAB73"/>
+                <w:lang w:val="es-MX"/>
+              </w:rPr>
+              <w:t>"123"</w:t>
+            </w:r>
+            <w:r>
+              <w:rPr>
+                <w:color w:val="BCBEC4"/>
+                <w:lang w:val="es-MX"/>
+              </w:rPr>
+              <w:t xml:space="preserve">, </w:t>
+            </w:r>
+            <w:r>
+              <w:rPr>
+                <w:color w:val="6AAB73"/>
+                <w:lang w:val="es-MX"/>
+              </w:rPr>
+              <w:t>"Armenia"</w:t>
+            </w:r>
+            <w:r>
+              <w:rPr>
+                <w:color w:val="BCBEC4"/>
+                <w:lang w:val="es-MX"/>
+              </w:rPr>
+              <w:t xml:space="preserve">, </w:t>
+            </w:r>
+            <w:r>
+              <w:rPr>
+                <w:color w:val="6AAB73"/>
+                <w:lang w:val="es-MX"/>
+              </w:rPr>
+              <w:t>"25"</w:t>
+            </w:r>
+            <w:r>
+              <w:rPr>
+                <w:color w:val="BCBEC4"/>
+                <w:lang w:val="es-MX"/>
+              </w:rPr>
+              <w:t xml:space="preserve">, </w:t>
+            </w:r>
+            <w:r>
+              <w:rPr>
+                <w:color w:val="6AAB73"/>
+                <w:lang w:val="es-MX"/>
+              </w:rPr>
+              <w:t>"25000"</w:t>
+            </w:r>
+            <w:r>
+              <w:rPr>
+                <w:color w:val="BCBEC4"/>
+                <w:lang w:val="es-MX"/>
+              </w:rPr>
+              <w:t>);</w:t>
+            </w:r>
+          </w:p>
+          <w:p>
+            <w:pPr>
+              <w:spacing w:after="240"/>
+              <w:rPr>
+                <w:rFonts w:ascii="Segoe UI" w:eastAsia="Times New Roman" w:hAnsi="Segoe UI" w:cs="Segoe UI"/>
+                <w:b/>
+                <w:color w:val="1F2328"/>
+                <w:sz w:val="28"/>
+                <w:szCs w:val="24"/>
+                <w:lang w:val="es-MX"/>
+              </w:rPr>
+            </w:pPr>
+          </w:p>
+        </w:tc>
+        <w:tc>
+          <w:tcPr>
+            <w:tcW w:w="2943" w:type="dxa"/>
+          </w:tcPr>
+          <w:p>
+            <w:pPr>
+              <w:spacing w:after="240"/>
+              <w:rPr>
+                <w:rFonts w:ascii="Segoe UI" w:eastAsia="Times New Roman" w:hAnsi="Segoe UI" w:cs="Segoe UI"/>
+                <w:color w:val="1F2328"/>
+                <w:sz w:val="28"/>
+                <w:szCs w:val="24"/>
+                <w:lang w:val="es-MX"/>
+              </w:rPr>
+            </w:pPr>
+            <w:r>
+              <w:rPr>
+                <w:rFonts w:ascii="Segoe UI" w:eastAsia="Times New Roman" w:hAnsi="Segoe UI" w:cs="Segoe UI"/>
+                <w:color w:val="1F2328"/>
+                <w:sz w:val="28"/>
+                <w:szCs w:val="24"/>
+                <w:lang w:val="es-MX"/>
+              </w:rPr>
+              <w:lastRenderedPageBreak/>
+              <w:t>True(Si los datos son correctos)</w:t>
+            </w:r>
+          </w:p>
+        </w:tc>
+      </w:tr>
+      <w:tr>
+        <w:tc>
+          <w:tcPr>
+            <w:tcW w:w="2942" w:type="dxa"/>
+          </w:tcPr>
+          <w:p>
+            <w:pPr>
+              <w:spacing w:after="240"/>
+              <w:rPr>
+                <w:rFonts w:ascii="Segoe UI" w:eastAsia="Times New Roman" w:hAnsi="Segoe UI" w:cs="Segoe UI"/>
+                <w:color w:val="1F2328"/>
+                <w:sz w:val="28"/>
+                <w:szCs w:val="24"/>
+                <w:lang w:val="es-MX"/>
+              </w:rPr>
+            </w:pPr>
+            <w:bookmarkStart w:id="0" w:name="_GoBack" w:colFirst="2" w:colLast="2"/>
+            <w:r>
+              <w:rPr>
+                <w:rFonts w:ascii="Segoe UI" w:eastAsia="Times New Roman" w:hAnsi="Segoe UI" w:cs="Segoe UI"/>
+                <w:color w:val="1F2328"/>
+                <w:sz w:val="28"/>
+                <w:szCs w:val="24"/>
+                <w:lang w:val="es-MX"/>
+              </w:rPr>
+              <w:lastRenderedPageBreak/>
+              <w:t>assertEquals(Verifica la eliminacion del inmueble)</w:t>
+            </w:r>
+          </w:p>
+        </w:tc>
+        <w:tc>
+          <w:tcPr>
+            <w:tcW w:w="2943" w:type="dxa"/>
+          </w:tcPr>
+          <w:p>
+            <w:pPr>
+              <w:pStyle w:val="HTMLconformatoprevio"/>
+              <w:shd w:val="clear" w:color="auto" w:fill="191A1C"/>
+              <w:rPr>
+                <w:color w:val="BCBEC4"/>
+                <w:lang w:val="es-MX"/>
+              </w:rPr>
+            </w:pPr>
+            <w:r>
+              <w:rPr>
+                <w:color w:val="BCBEC4"/>
+                <w:lang w:val="es-MX"/>
+              </w:rPr>
+              <w:t xml:space="preserve">Vendedor vendedor = </w:t>
+            </w:r>
+            <w:r>
+              <w:rPr>
+                <w:color w:val="CF8E6D"/>
+                <w:lang w:val="es-MX"/>
+              </w:rPr>
+              <w:t xml:space="preserve">new </w:t>
+            </w:r>
+            <w:r>
+              <w:rPr>
+                <w:color w:val="BCBEC4"/>
+                <w:lang w:val="es-MX"/>
+              </w:rPr>
+              <w:t>Vendedor(</w:t>
+            </w:r>
+            <w:r>
+              <w:rPr>
+                <w:color w:val="6AAB73"/>
+                <w:lang w:val="es-MX"/>
+              </w:rPr>
+              <w:t>"1"</w:t>
+            </w:r>
+            <w:r>
+              <w:rPr>
+                <w:color w:val="BCBEC4"/>
+                <w:lang w:val="es-MX"/>
+              </w:rPr>
+              <w:t xml:space="preserve">, </w:t>
+            </w:r>
+            <w:r>
+              <w:rPr>
+                <w:color w:val="6AAB73"/>
+                <w:lang w:val="es-MX"/>
+              </w:rPr>
+              <w:t>"Juan"</w:t>
+            </w:r>
+            <w:r>
+              <w:rPr>
+                <w:color w:val="BCBEC4"/>
+                <w:lang w:val="es-MX"/>
+              </w:rPr>
+              <w:t xml:space="preserve">, </w:t>
+            </w:r>
+            <w:r>
+              <w:rPr>
+                <w:color w:val="6AAB73"/>
+                <w:lang w:val="es-MX"/>
+              </w:rPr>
+              <w:t>"123"</w:t>
+            </w:r>
+            <w:r>
+              <w:rPr>
+                <w:color w:val="BCBEC4"/>
+                <w:lang w:val="es-MX"/>
+              </w:rPr>
+              <w:t xml:space="preserve">, </w:t>
+            </w:r>
+            <w:r>
+              <w:rPr>
+                <w:color w:val="6AAB73"/>
+                <w:lang w:val="es-MX"/>
+              </w:rPr>
+              <w:t>"correo"</w:t>
+            </w:r>
+            <w:r>
+              <w:rPr>
+                <w:color w:val="BCBEC4"/>
+                <w:lang w:val="es-MX"/>
+              </w:rPr>
+              <w:t>);</w:t>
+            </w:r>
+            <w:r>
+              <w:rPr>
+                <w:color w:val="BCBEC4"/>
+                <w:lang w:val="es-MX"/>
+              </w:rPr>
+              <w:br/>
+              <w:t>vendedor.getListaInmuebles().clear();</w:t>
+            </w:r>
+            <w:r>
+              <w:rPr>
+                <w:color w:val="BCBEC4"/>
+                <w:lang w:val="es-MX"/>
+              </w:rPr>
+              <w:br/>
+              <w:t xml:space="preserve">Inmueble inmueble = </w:t>
+            </w:r>
+            <w:r>
+              <w:rPr>
+                <w:color w:val="CF8E6D"/>
+                <w:lang w:val="es-MX"/>
+              </w:rPr>
+              <w:t xml:space="preserve">new </w:t>
+            </w:r>
+            <w:r>
+              <w:rPr>
+                <w:color w:val="BCBEC4"/>
+                <w:lang w:val="es-MX"/>
+              </w:rPr>
+              <w:t>Inmueble(</w:t>
+            </w:r>
+            <w:r>
+              <w:rPr>
+                <w:color w:val="6AAB73"/>
+                <w:lang w:val="es-MX"/>
+              </w:rPr>
+              <w:t>"123"</w:t>
+            </w:r>
+            <w:r>
+              <w:rPr>
+                <w:color w:val="BCBEC4"/>
+                <w:lang w:val="es-MX"/>
+              </w:rPr>
+              <w:t xml:space="preserve">, </w:t>
+            </w:r>
+            <w:r>
+              <w:rPr>
+                <w:color w:val="6AAB73"/>
+                <w:lang w:val="es-MX"/>
+              </w:rPr>
+              <w:t>"Armenia"</w:t>
+            </w:r>
+            <w:r>
+              <w:rPr>
+                <w:color w:val="BCBEC4"/>
+                <w:lang w:val="es-MX"/>
+              </w:rPr>
+              <w:t xml:space="preserve">, </w:t>
+            </w:r>
+            <w:r>
+              <w:rPr>
+                <w:color w:val="6AAB73"/>
+                <w:lang w:val="es-MX"/>
+              </w:rPr>
+              <w:t>"25"</w:t>
+            </w:r>
+            <w:r>
+              <w:rPr>
+                <w:color w:val="BCBEC4"/>
+                <w:lang w:val="es-MX"/>
+              </w:rPr>
+              <w:t xml:space="preserve">, </w:t>
+            </w:r>
+            <w:r>
+              <w:rPr>
+                <w:color w:val="6AAB73"/>
+                <w:lang w:val="es-MX"/>
+              </w:rPr>
+              <w:t>"25000"</w:t>
+            </w:r>
+            <w:r>
+              <w:rPr>
+                <w:color w:val="BCBEC4"/>
+                <w:lang w:val="es-MX"/>
+              </w:rPr>
+              <w:t>);</w:t>
+            </w:r>
+            <w:r>
+              <w:rPr>
+                <w:color w:val="BCBEC4"/>
+                <w:lang w:val="es-MX"/>
+              </w:rPr>
+              <w:br/>
+              <w:t>vendedor.getListaInmuebles().add(inmueble);</w:t>
+            </w:r>
+          </w:p>
+          <w:p>
+            <w:pPr>
+              <w:spacing w:after="240"/>
+              <w:rPr>
+                <w:rFonts w:ascii="Segoe UI" w:eastAsia="Times New Roman" w:hAnsi="Segoe UI" w:cs="Segoe UI"/>
+                <w:b/>
+                <w:color w:val="1F2328"/>
+                <w:sz w:val="28"/>
+                <w:szCs w:val="24"/>
+                <w:lang w:val="es-MX"/>
+              </w:rPr>
+            </w:pPr>
+          </w:p>
+        </w:tc>
+        <w:tc>
+          <w:tcPr>
+            <w:tcW w:w="2943" w:type="dxa"/>
+          </w:tcPr>
+          <w:p>
+            <w:pPr>
+              <w:spacing w:after="240"/>
+              <w:rPr>
+                <w:rFonts w:ascii="Segoe UI" w:eastAsia="Times New Roman" w:hAnsi="Segoe UI" w:cs="Segoe UI"/>
+                <w:color w:val="1F2328"/>
+                <w:sz w:val="28"/>
+                <w:szCs w:val="24"/>
+                <w:lang w:val="es-MX"/>
+              </w:rPr>
+            </w:pPr>
+            <w:r>
+              <w:rPr>
+                <w:rFonts w:ascii="Segoe UI" w:eastAsia="Times New Roman" w:hAnsi="Segoe UI" w:cs="Segoe UI"/>
+                <w:color w:val="1F2328"/>
+                <w:sz w:val="28"/>
+                <w:szCs w:val="24"/>
+                <w:lang w:val="es-MX"/>
+              </w:rPr>
+              <w:t>0 ( Que no tenga ningun inmueble registrado</w:t>
+            </w:r>
+          </w:p>
+        </w:tc>
+      </w:tr>
+      <w:bookmarkEnd w:id="0"/>
+    </w:tbl>
+    <w:p>
+      <w:pPr>
+        <w:shd w:val="clear" w:color="auto" w:fill="FFFFFF"/>
+        <w:spacing w:after="240" w:line="240" w:lineRule="auto"/>
+        <w:rPr>
+          <w:rFonts w:ascii="Segoe UI" w:eastAsia="Times New Roman" w:hAnsi="Segoe UI" w:cs="Segoe UI"/>
+          <w:b/>
           <w:color w:val="1F2328"/>
           <w:sz w:val="28"/>
           <w:szCs w:val="24"/>
           <w:lang w:val="es-MX"/>
         </w:rPr>
       </w:pPr>
-      <w:r>
-        <w:rPr>
-          <w:rFonts w:ascii="Segoe UI" w:hAnsi="Segoe UI" w:cs="Segoe UI"/>
-          <w:sz w:val="24"/>
-          <w:lang w:val="es-MX"/>
-        </w:rPr>
-        <w:t>Las pruebas funcionales realizadas permitieron comprobar el correcto funcionamiento de las operaciones principales del sistema InmoSmart. Se verificó exitosamente el registro de usuarios, la publicación de inmuebles y la eliminación de inmuebles del registro del vendedor, confirmando que estos procesos se ejecutan de manera adecuada dentro de la plataforma y cumplen con los requerimientos establecidos.</w:t>
-      </w:r>
     </w:p>
     <w:p>
       <w:pPr>
@@ -1757,6 +2822,7 @@
           <w:color w:val="1F2328"/>
           <w:sz w:val="24"/>
           <w:szCs w:val="24"/>
+          <w:lang w:val="es-MX"/>
         </w:rPr>
       </w:pPr>
     </w:p>
@@ -1769,6 +2835,7 @@
           <w:color w:val="1F2328"/>
           <w:sz w:val="24"/>
           <w:szCs w:val="24"/>
+          <w:lang w:val="es-MX"/>
         </w:rPr>
       </w:pPr>
     </w:p>
@@ -1926,7 +2993,6 @@
           <w:szCs w:val="24"/>
           <w:lang w:val="es-MX"/>
         </w:rPr>
-        <w:lastRenderedPageBreak/>
         <w:t>Polimorfismo Se aplicó permitiendo que distintos objetos respondan de forma diferente ante un mismo método según su tipo. Cabe recalcar que grafias a la herencia de Usario a Comprador y vendedor permitio realizar metodos absrtractos que facilitaron la codigficacion de las tres clases, tanto la padre como las hijas. tambien disminuyo bastante el riegsgo de erroires al momento de escribir nuevo codigo.</w:t>
       </w:r>
     </w:p>
@@ -1955,6 +3021,7 @@
           <w:szCs w:val="24"/>
           <w:lang w:val="es-MX"/>
         </w:rPr>
+        <w:lastRenderedPageBreak/>
         <w:t>Interfaces Se utilizaron interfaces para definir comportamientos comunes relacionados con operaciones inmobiliarias como:</w:t>
       </w:r>
     </w:p>
@@ -2063,19 +3130,7 @@
           <w:szCs w:val="24"/>
           <w:lang w:val="es-MX"/>
         </w:rPr>
-        <w:t>El desarrollo de Inm</w:t>
-      </w:r>
-      <w:bookmarkStart w:id="0" w:name="_GoBack"/>
-      <w:bookmarkEnd w:id="0"/>
-      <w:r>
-        <w:rPr>
-          <w:rFonts w:ascii="Segoe UI" w:eastAsia="Times New Roman" w:hAnsi="Segoe UI" w:cs="Segoe UI"/>
-          <w:color w:val="1F2328"/>
-          <w:sz w:val="24"/>
-          <w:szCs w:val="24"/>
-          <w:lang w:val="es-MX"/>
-        </w:rPr>
-        <w:t>oSmart permitió aplicar de manera práctica los conceptos fundamentales de la Programación Orientada a Objetos mediante la creación de una plataforma inmobiliaria funcional. A lo largo del proyecto fue posible analizar el problema, diseñar su estructura mediante diagramas de clases e implementar cada funcionalidad en Java. Durante el proceso se pusieron en práctica principios como abstracción, encapsulamiento, herencia, polimorfismo e interfaces, los cuales facilitaron la organización del código, su reutilización y una mejor comprensión del sistema. Además, las pruebas realizadas permitieron comprobar el correcto funcionamiento de procesos como el registro de usuarios y la publicación y compra de inmuebles. Finalmente, este proyecto permitió comprender mejor cómo modelar una situación real dentro de intellig IDEA, fortaleciendo tanto la lógica de programación como el diseño orientado a objetos aplicado a un caso práctico como una plataforma inmobiliaria digital.</w:t>
+        <w:t>El desarrollo de InmoSmart permitió aplicar de manera práctica los conceptos fundamentales de la Programación Orientada a Objetos mediante la creación de una plataforma inmobiliaria funcional. A lo largo del proyecto fue posible analizar el problema, diseñar su estructura mediante diagramas de clases e implementar cada funcionalidad en Java. Durante el proceso se pusieron en práctica principios como abstracción, encapsulamiento, herencia, polimorfismo e interfaces, los cuales facilitaron la organización del código, su reutilización y una mejor comprensión del sistema. Además, las pruebas realizadas permitieron comprobar el correcto funcionamiento de procesos como el registro de usuarios y la publicación y compra de inmuebles. Finalmente, este proyecto permitió comprender mejor cómo modelar una situación real dentro de intellig IDEA, fortaleciendo tanto la lógica de programación como el diseño orientado a objetos aplicado a un caso práctico como una plataforma inmobiliaria digital.</w:t>
       </w:r>
     </w:p>
     <w:p>
@@ -3616,6 +4671,73 @@
       <w:bCs/>
     </w:rPr>
   </w:style>
+  <w:style w:type="table" w:styleId="Tablaconcuadrcula">
+    <w:name w:val="Table Grid"/>
+    <w:basedOn w:val="Tablanormal"/>
+    <w:uiPriority w:val="39"/>
+    <w:rsid w:val="002A1D29"/>
+    <w:pPr>
+      <w:spacing w:after="0" w:line="240" w:lineRule="auto"/>
+    </w:pPr>
+    <w:tblPr>
+      <w:tblBorders>
+        <w:top w:val="single" w:sz="4" w:space="0" w:color="auto"/>
+        <w:left w:val="single" w:sz="4" w:space="0" w:color="auto"/>
+        <w:bottom w:val="single" w:sz="4" w:space="0" w:color="auto"/>
+        <w:right w:val="single" w:sz="4" w:space="0" w:color="auto"/>
+        <w:insideH w:val="single" w:sz="4" w:space="0" w:color="auto"/>
+        <w:insideV w:val="single" w:sz="4" w:space="0" w:color="auto"/>
+      </w:tblBorders>
+    </w:tblPr>
+  </w:style>
+  <w:style w:type="paragraph" w:styleId="HTMLconformatoprevio">
+    <w:name w:val="HTML Preformatted"/>
+    <w:basedOn w:val="Normal"/>
+    <w:link w:val="HTMLconformatoprevioCar"/>
+    <w:uiPriority w:val="99"/>
+    <w:semiHidden/>
+    <w:unhideWhenUsed/>
+    <w:rsid w:val="002A1D29"/>
+    <w:pPr>
+      <w:tabs>
+        <w:tab w:val="left" w:pos="916"/>
+        <w:tab w:val="left" w:pos="1832"/>
+        <w:tab w:val="left" w:pos="2748"/>
+        <w:tab w:val="left" w:pos="3664"/>
+        <w:tab w:val="left" w:pos="4580"/>
+        <w:tab w:val="left" w:pos="5496"/>
+        <w:tab w:val="left" w:pos="6412"/>
+        <w:tab w:val="left" w:pos="7328"/>
+        <w:tab w:val="left" w:pos="8244"/>
+        <w:tab w:val="left" w:pos="9160"/>
+        <w:tab w:val="left" w:pos="10076"/>
+        <w:tab w:val="left" w:pos="10992"/>
+        <w:tab w:val="left" w:pos="11908"/>
+        <w:tab w:val="left" w:pos="12824"/>
+        <w:tab w:val="left" w:pos="13740"/>
+        <w:tab w:val="left" w:pos="14656"/>
+      </w:tabs>
+      <w:spacing w:after="0" w:line="240" w:lineRule="auto"/>
+    </w:pPr>
+    <w:rPr>
+      <w:rFonts w:ascii="Courier New" w:eastAsia="Times New Roman" w:hAnsi="Courier New" w:cs="Courier New"/>
+      <w:sz w:val="20"/>
+      <w:szCs w:val="20"/>
+    </w:rPr>
+  </w:style>
+  <w:style w:type="character" w:customStyle="1" w:styleId="HTMLconformatoprevioCar">
+    <w:name w:val="HTML con formato previo Car"/>
+    <w:basedOn w:val="Fuentedeprrafopredeter"/>
+    <w:link w:val="HTMLconformatoprevio"/>
+    <w:uiPriority w:val="99"/>
+    <w:semiHidden/>
+    <w:rsid w:val="002A1D29"/>
+    <w:rPr>
+      <w:rFonts w:ascii="Courier New" w:eastAsia="Times New Roman" w:hAnsi="Courier New" w:cs="Courier New"/>
+      <w:sz w:val="20"/>
+      <w:szCs w:val="20"/>
+    </w:rPr>
+  </w:style>
 </w:styles>
 </file>
 
